--- a/Tailored_CVs/Shinoy_Veldsink_Groep_Software_Tester.docx
+++ b/Tailored_CVs/Shinoy_Veldsink_Groep_Software_Tester.docx
@@ -70,7 +70,7 @@
           <w:b w:val="0"/>
           <w:sz w:val="19"/>
         </w:rPr>
-        <w:t>I am a QA automation engineer with over 8 years of experience building scalable testing frameworks using Selenium and Playwright. I work closely with Agile teams to analyze user stories and handle both manual and automated testing tasks. My background includes writing detailed test scenarios, logging bugs in Jira, and using Gemini Code Assist to streamline test generation workflows.</w:t>
+        <w:t>I am a QA automation engineer with over 8 years of experience building scalable testing frameworks using Selenium and Playwright. My background includes writing test scenarios, executing functional and regression tests, and collaborating with cross-functional Agile teams. I regularly use Jira for defect tracking and integrate automated test suites into CI/CD pipelines to ensure reliable releases.</w:t>
       </w:r>
     </w:p>
     <w:p>
@@ -288,7 +288,7 @@
           <w:b w:val="0"/>
           <w:sz w:val="18"/>
         </w:rPr>
-        <w:t>▸ Analyzed user stories and requirements to design and execute comprehensive functional, system, and regression test cases within Agile environments.</w:t>
+        <w:t>▸ Analyzed user stories and requirements to build scalable automation frameworks utilizing Java Selenium and TypeScript Playwright within an Agile development environment.</w:t>
       </w:r>
     </w:p>
     <w:p>
@@ -301,7 +301,7 @@
           <w:b w:val="0"/>
           <w:sz w:val="18"/>
         </w:rPr>
-        <w:t>▸ Built and maintained scalable test automation frameworks utilizing Java Selenium and TypeScript Playwright across microservices architectures.</w:t>
+        <w:t>▸ Executed comprehensive functional, regression, and system tests to validate software quality and reduce defect leakage before production deployments.</w:t>
       </w:r>
     </w:p>
     <w:p>
@@ -314,7 +314,7 @@
           <w:b w:val="0"/>
           <w:sz w:val="18"/>
         </w:rPr>
-        <w:t>▸ Logged and tracked defects using Jira while collaborating closely with developers and product owners to ensure software quality.</w:t>
+        <w:t>▸ Logged and tracked defects using Jira while maintaining clear documentation to align testing efforts with business requirements.</w:t>
       </w:r>
     </w:p>
     <w:p>
@@ -327,7 +327,7 @@
           <w:b w:val="0"/>
           <w:sz w:val="18"/>
         </w:rPr>
-        <w:t>▸ Streamlined test generation and deployment processes by utilizing AI tools like Gemini Code Assist.</w:t>
+        <w:t>▸ Integrated automated test scripts into Jenkins pipelines and partnered with developers to ensure continuous validation across frequent release cycles.</w:t>
       </w:r>
     </w:p>
     <w:p>

--- a/Tailored_CVs/Shinoy_Veldsink_Groep_Software_Tester.docx
+++ b/Tailored_CVs/Shinoy_Veldsink_Groep_Software_Tester.docx
@@ -70,7 +70,7 @@
           <w:b w:val="0"/>
           <w:sz w:val="19"/>
         </w:rPr>
-        <w:t>I am a QA automation engineer with over 8 years of experience building scalable testing frameworks using Selenium and Playwright. My background includes writing test scenarios, executing functional and regression tests, and collaborating with cross-functional Agile teams. I regularly use Jira for defect tracking and integrate automated test suites into CI/CD pipelines to ensure reliable releases.</w:t>
+        <w:t>I am a QA automation engineer with over eight years of experience building scalable testing frameworks using Java, Selenium, and Playwright. In my recent work, I have focused on manual and automated testing, managing defects in Jira, and using tools like Gemini Code Assist to streamline test generation. I am comfortable working in Agile teams to help ensure software quality and reliability.</w:t>
       </w:r>
     </w:p>
     <w:p>
@@ -288,7 +288,7 @@
           <w:b w:val="0"/>
           <w:sz w:val="18"/>
         </w:rPr>
-        <w:t>▸ Analyzed user stories and requirements to build scalable automation frameworks utilizing Java Selenium and TypeScript Playwright within an Agile development environment.</w:t>
+        <w:t>▸ Analyzed user stories and requirements to translate them into comprehensive test scenarios and cases within an Agile environment.</w:t>
       </w:r>
     </w:p>
     <w:p>
@@ -301,7 +301,7 @@
           <w:b w:val="0"/>
           <w:sz w:val="18"/>
         </w:rPr>
-        <w:t>▸ Executed comprehensive functional, regression, and system tests to validate software quality and reduce defect leakage before production deployments.</w:t>
+        <w:t>▸ Executed functional, system, regression, and user acceptance tests while logging and tracking findings in Jira.</w:t>
       </w:r>
     </w:p>
     <w:p>
@@ -314,7 +314,7 @@
           <w:b w:val="0"/>
           <w:sz w:val="18"/>
         </w:rPr>
-        <w:t>▸ Logged and tracked defects using Jira while maintaining clear documentation to align testing efforts with business requirements.</w:t>
+        <w:t>▸ Developed and maintained automated testing frameworks using Java Selenium and Playwright to cover critical workflows.</w:t>
       </w:r>
     </w:p>
     <w:p>
@@ -327,7 +327,7 @@
           <w:b w:val="0"/>
           <w:sz w:val="18"/>
         </w:rPr>
-        <w:t>▸ Integrated automated test scripts into Jenkins pipelines and partnered with developers to ensure continuous validation across frequent release cycles.</w:t>
+        <w:t>▸ Streamlined test generation and deployment scripts utilizing AI tools like Gemini Code Assist to speed up delivery cycles.</w:t>
       </w:r>
     </w:p>
     <w:p>

--- a/Tailored_CVs/Shinoy_Veldsink_Groep_Software_Tester.docx
+++ b/Tailored_CVs/Shinoy_Veldsink_Groep_Software_Tester.docx
@@ -70,7 +70,7 @@
           <w:b w:val="0"/>
           <w:sz w:val="19"/>
         </w:rPr>
-        <w:t>I am a QA automation engineer with over eight years of experience building scalable testing frameworks using Java, Selenium, and Playwright. In my recent work, I have focused on manual and automated testing, managing defects in Jira, and using tools like Gemini Code Assist to streamline test generation. I am comfortable working in Agile teams to help ensure software quality and reliability.</w:t>
+        <w:t>I am a QA automation engineer with over 8 years of experience building scalable test frameworks using Selenium and Playwright. In my recent work with financial clients, I have focused on translating requirements into thorough test scenarios and improving regression coverage. I am comfortable working closely with developers and product owners in Agile environments to maintain reliable software releases. Currently based in Amstelveen with a valid EU residence permit, I am ready to start immediately.</w:t>
       </w:r>
     </w:p>
     <w:p>
@@ -288,7 +288,7 @@
           <w:b w:val="0"/>
           <w:sz w:val="18"/>
         </w:rPr>
-        <w:t>▸ Analyzed user stories and requirements to translate them into comprehensive test scenarios and cases within an Agile environment.</w:t>
+        <w:t>▸ Analyzed user stories and requirements to design and execute functional, regression, and system test cases within Agile teams.</w:t>
       </w:r>
     </w:p>
     <w:p>
@@ -301,7 +301,7 @@
           <w:b w:val="0"/>
           <w:sz w:val="18"/>
         </w:rPr>
-        <w:t>▸ Executed functional, system, regression, and user acceptance tests while logging and tracking findings in Jira.</w:t>
+        <w:t>▸ Created and maintained automated test frameworks from scratch using Java Selenium and Playwright TypeScript, boosting execution efficiency.</w:t>
       </w:r>
     </w:p>
     <w:p>
@@ -314,7 +314,7 @@
           <w:b w:val="0"/>
           <w:sz w:val="18"/>
         </w:rPr>
-        <w:t>▸ Developed and maintained automated testing frameworks using Java Selenium and Playwright to cover critical workflows.</w:t>
+        <w:t>▸ Managed defect tracking and documentation in Jira, logging issues clearly to ensure alignment with business requirements.</w:t>
       </w:r>
     </w:p>
     <w:p>
@@ -327,7 +327,7 @@
           <w:b w:val="0"/>
           <w:sz w:val="18"/>
         </w:rPr>
-        <w:t>▸ Streamlined test generation and deployment scripts utilizing AI tools like Gemini Code Assist to speed up delivery cycles.</w:t>
+        <w:t>▸ Executed complex Oracle SQL queries and used Postman for backend and API validation to ensure strict data integrity.</w:t>
       </w:r>
     </w:p>
     <w:p>

--- a/Tailored_CVs/Shinoy_Veldsink_Groep_Software_Tester.docx
+++ b/Tailored_CVs/Shinoy_Veldsink_Groep_Software_Tester.docx
@@ -70,7 +70,7 @@
           <w:b w:val="0"/>
           <w:sz w:val="19"/>
         </w:rPr>
-        <w:t>I am a QA automation engineer with over 8 years of experience building scalable test frameworks using Selenium and Playwright. In my recent work with financial clients, I have focused on translating requirements into thorough test scenarios and improving regression coverage. I am comfortable working closely with developers and product owners in Agile environments to maintain reliable software releases. Currently based in Amstelveen with a valid EU residence permit, I am ready to start immediately.</w:t>
+        <w:t>I am a QA automation engineer with over eight years of experience working with financial clients. My background includes building robust test frameworks using Java, Selenium, and Playwright, alongside manual and exploratory testing. I enjoy collaborating closely with product owners and developers in Agile teams to ensure software reliability.</w:t>
       </w:r>
     </w:p>
     <w:p>
@@ -288,7 +288,7 @@
           <w:b w:val="0"/>
           <w:sz w:val="18"/>
         </w:rPr>
-        <w:t>▸ Analyzed user stories and requirements to design and execute functional, regression, and system test cases within Agile teams.</w:t>
+        <w:t>▸ Analyzed user stories and requirements to build scalable test scenarios and cases across financial and banking platforms.</w:t>
       </w:r>
     </w:p>
     <w:p>
@@ -301,7 +301,7 @@
           <w:b w:val="0"/>
           <w:sz w:val="18"/>
         </w:rPr>
-        <w:t>▸ Created and maintained automated test frameworks from scratch using Java Selenium and Playwright TypeScript, boosting execution efficiency.</w:t>
+        <w:t>▸ Executed functional, system, regression, and user acceptance testing to ensure high software reliability.</w:t>
       </w:r>
     </w:p>
     <w:p>
@@ -314,7 +314,7 @@
           <w:b w:val="0"/>
           <w:sz w:val="18"/>
         </w:rPr>
-        <w:t>▸ Managed defect tracking and documentation in Jira, logging issues clearly to ensure alignment with business requirements.</w:t>
+        <w:t>▸ Logged and tracked defects using Jira while partnering with developers to resolve issues early in the delivery cycle.</w:t>
       </w:r>
     </w:p>
     <w:p>
@@ -327,7 +327,7 @@
           <w:b w:val="0"/>
           <w:sz w:val="18"/>
         </w:rPr>
-        <w:t>▸ Executed complex Oracle SQL queries and used Postman for backend and API validation to ensure strict data integrity.</w:t>
+        <w:t>▸ Automated test workflows using Selenium and Playwright, while also using Gemini Code Assist to streamline test generation.</w:t>
       </w:r>
     </w:p>
     <w:p>
